--- a/courseware/LP-Generative AI for Adobe Photoshop (C16).docx
+++ b/courseware/LP-Generative AI for Adobe Photoshop (C16).docx
@@ -109,7 +109,7 @@
           <w:color w:val="111827"/>
           <w:sz w:val="40"/>
         </w:rPr>
-        <w:t>Generative AI for Adobe Photoshop (C16)</w:t>
+        <w:t>Generative AI for Adobe Photoshop</w:t>
       </w:r>
     </w:p>
     <w:p>
@@ -179,7 +179,7 @@
           <w:color w:val="1F6FEB"/>
           <w:sz w:val="24"/>
         </w:rPr>
-        <w:t>Version 1.0</w:t>
+        <w:t>Version 7</w:t>
       </w:r>
     </w:p>
     <w:p>
@@ -294,7 +294,7 @@
               <w:rPr>
                 <w:sz w:val="19"/>
               </w:rPr>
-              <w:t>1.0</w:t>
+              <w:t>6.0</w:t>
             </w:r>
           </w:p>
         </w:tc>
@@ -308,7 +308,7 @@
               <w:rPr>
                 <w:sz w:val="19"/>
               </w:rPr>
-              <w:t>27 July 2026</w:t>
+              <w:t>Legacy release</w:t>
             </w:r>
           </w:p>
         </w:tc>
@@ -322,7 +322,7 @@
               <w:rPr>
                 <w:sz w:val="19"/>
               </w:rPr>
-              <w:t>Initial release — C16 Generative AI for Adobe Photoshop courseware.</w:t>
+              <w:t>Original trainer slides and delivery plan.</w:t>
             </w:r>
           </w:p>
         </w:tc>
@@ -336,7 +336,69 @@
               <w:rPr>
                 <w:sz w:val="19"/>
               </w:rPr>
-              <w:t>Dr. Alfred Ang</w:t>
+              <w:t>Tertiary Infotech Academy</w:t>
+            </w:r>
+          </w:p>
+        </w:tc>
+      </w:tr>
+      <w:tr>
+        <w:tc>
+          <w:tcPr>
+            <w:tcW w:type="dxa" w:w="2160"/>
+          </w:tcPr>
+          <w:p>
+            <w:r>
+              <w:t>1.0</w:t>
+            </w:r>
+            <w:r>
+              <w:rPr>
+                <w:sz w:val="19"/>
+              </w:rPr>
+            </w:r>
+          </w:p>
+        </w:tc>
+        <w:tc>
+          <w:tcPr>
+            <w:tcW w:type="dxa" w:w="2160"/>
+          </w:tcPr>
+          <w:p>
+            <w:r>
+              <w:t>19 September 2026</w:t>
+            </w:r>
+            <w:r>
+              <w:rPr>
+                <w:sz w:val="19"/>
+              </w:rPr>
+            </w:r>
+          </w:p>
+        </w:tc>
+        <w:tc>
+          <w:tcPr>
+            <w:tcW w:type="dxa" w:w="2160"/>
+          </w:tcPr>
+          <w:p>
+            <w:r>
+              <w:t>One-day non-WSQ plan for four topics and ten labs.</w:t>
+            </w:r>
+            <w:r>
+              <w:rPr>
+                <w:sz w:val="19"/>
+              </w:rPr>
+            </w:r>
+          </w:p>
+        </w:tc>
+        <w:tc>
+          <w:tcPr>
+            <w:tcW w:type="dxa" w:w="2160"/>
+          </w:tcPr>
+          <w:p>
+            <w:r>
+              <w:t>Dr Alfred Ang</w:t>
+            </w:r>
+            <w:r>
+              <w:rPr>
+                <w:sz w:val="19"/>
+              </w:rPr>
             </w:r>
           </w:p>
         </w:tc>
@@ -361,118 +423,12 @@
       </w:r>
     </w:p>
     <w:p>
-      <w:pPr>
-        <w:tabs>
-          <w:tab w:pos="9072" w:val="right" w:leader="dot"/>
-        </w:tabs>
-        <w:spacing w:after="60"/>
-      </w:pPr>
       <w:r>
-        <w:rPr>
-          <w:rFonts w:ascii="Arial" w:hAnsi="Arial"/>
-          <w:b/>
-          <w:color w:val="333333"/>
-          <w:sz w:val="22"/>
-        </w:rPr>
-        <w:t>Course Information</w:t>
-        <w:tab/>
-        <w:t>4</w:t>
-      </w:r>
-    </w:p>
-    <w:p>
-      <w:pPr>
-        <w:tabs>
-          <w:tab w:pos="9072" w:val="right" w:leader="dot"/>
-        </w:tabs>
-        <w:spacing w:after="60"/>
-      </w:pPr>
-      <w:r>
-        <w:rPr>
-          <w:rFonts w:ascii="Arial" w:hAnsi="Arial"/>
-          <w:b/>
-          <w:color w:val="333333"/>
-          <w:sz w:val="22"/>
-        </w:rPr>
-        <w:t>Learning Outcomes</w:t>
-        <w:tab/>
-        <w:t>4</w:t>
-      </w:r>
-    </w:p>
-    <w:p>
-      <w:pPr>
-        <w:tabs>
-          <w:tab w:pos="9072" w:val="right" w:leader="dot"/>
-        </w:tabs>
-        <w:spacing w:after="60"/>
-      </w:pPr>
-      <w:r>
-        <w:rPr>
-          <w:rFonts w:ascii="Arial" w:hAnsi="Arial"/>
-          <w:b/>
-          <w:color w:val="333333"/>
-          <w:sz w:val="22"/>
-        </w:rPr>
-        <w:t>Learning Reinforcement</w:t>
-        <w:tab/>
-        <w:t>4</w:t>
-      </w:r>
-    </w:p>
-    <w:p>
-      <w:pPr>
-        <w:tabs>
-          <w:tab w:pos="9072" w:val="right" w:leader="dot"/>
-        </w:tabs>
-        <w:spacing w:after="60"/>
-      </w:pPr>
-      <w:r>
-        <w:rPr>
-          <w:rFonts w:ascii="Arial" w:hAnsi="Arial"/>
-          <w:b/>
-          <w:color w:val="333333"/>
-          <w:sz w:val="22"/>
-        </w:rPr>
-        <w:t>Course Schedule</w:t>
-        <w:tab/>
-        <w:t>5</w:t>
-      </w:r>
-    </w:p>
-    <w:p>
-      <w:pPr>
-        <w:tabs>
-          <w:tab w:pos="9072" w:val="right" w:leader="dot"/>
-        </w:tabs>
-        <w:spacing w:after="60"/>
-        <w:ind w:left="432"/>
-      </w:pPr>
-      <w:r>
-        <w:rPr>
-          <w:rFonts w:ascii="Arial" w:hAnsi="Arial"/>
-          <w:b w:val="0"/>
-          <w:color w:val="333333"/>
-          <w:sz w:val="21"/>
-        </w:rPr>
-        <w:t>Day 1 — Build a complete brand campaign key visual for the Solace Radiance Serum using generative AI in Photoshop — from prompting, Generative Fill, Generative Expand, AI Remove and background replacement to text-to-image, portrait retouching and a masked, blended final composite — and finish with the commercial-use and IP checks that govern real work</w:t>
-        <w:tab/>
-        <w:t>5</w:t>
-      </w:r>
-    </w:p>
-    <w:p>
-      <w:pPr>
-        <w:tabs>
-          <w:tab w:pos="9072" w:val="right" w:leader="dot"/>
-        </w:tabs>
-        <w:spacing w:after="60"/>
-      </w:pPr>
-      <w:r>
-        <w:rPr>
-          <w:rFonts w:ascii="Arial" w:hAnsi="Arial"/>
-          <w:b/>
-          <w:color w:val="333333"/>
-          <w:sz w:val="22"/>
-        </w:rPr>
-        <w:t>Lab Reference (aligned to course topics)</w:t>
-        <w:tab/>
-        <w:t>6</w:t>
+        <w:fldChar w:fldCharType="begin"/>
+        <w:instrText xml:space="preserve">TOC \o "1-3" \h \z \u</w:instrText>
+        <w:fldChar w:fldCharType="separate"/>
+        <w:t>Right-click and choose “Update Field”, or press F9, to build the table of contents.</w:t>
+        <w:fldChar w:fldCharType="end"/>
       </w:r>
     </w:p>
     <w:p>
@@ -492,6 +448,7 @@
       <w:tblPr>
         <w:tblStyle w:val="TableGrid"/>
         <w:tblW w:type="auto" w:w="0"/>
+        <w:jc w:val="center"/>
         <w:tblLook w:firstColumn="1" w:firstRow="1" w:lastColumn="0" w:lastRow="0" w:noHBand="0" w:noVBand="1" w:val="04A0"/>
       </w:tblPr>
       <w:tblGrid>
@@ -499,63 +456,102 @@
         <w:gridCol w:w="4320"/>
       </w:tblGrid>
       <w:tr>
+        <w:trPr>
+          <w:tblHeader w:val="true"/>
+        </w:trPr>
         <w:tc>
           <w:tcPr>
             <w:tcW w:type="dxa" w:w="4320"/>
-            <w:shd w:val="clear" w:color="auto" w:fill="E8F0FE"/>
+            <w:shd w:val="clear" w:color="auto" w:fill="224AF4"/>
           </w:tcPr>
           <w:p>
-            <w:r/>
             <w:r>
               <w:rPr>
                 <w:b/>
-                <w:sz w:val="20"/>
+                <w:color w:val="FFFFFF"/>
+                <w:sz w:val="19"/>
               </w:rPr>
-              <w:t>Course Title</w:t>
+              <w:t>Item</w:t>
             </w:r>
           </w:p>
         </w:tc>
         <w:tc>
           <w:tcPr>
             <w:tcW w:type="dxa" w:w="4320"/>
+            <w:shd w:val="clear" w:color="auto" w:fill="224AF4"/>
           </w:tcPr>
           <w:p>
-            <w:r/>
             <w:r>
               <w:rPr>
-                <w:sz w:val="20"/>
+                <w:b/>
+                <w:color w:val="FFFFFF"/>
+                <w:sz w:val="19"/>
               </w:rPr>
-              <w:t>Generative AI for Adobe Photoshop (C16)</w:t>
+              <w:t>Information</w:t>
             </w:r>
           </w:p>
         </w:tc>
       </w:tr>
       <w:tr>
+        <w:trPr>
+          <w:cantSplit/>
+        </w:trPr>
         <w:tc>
           <w:tcPr>
             <w:tcW w:type="dxa" w:w="4320"/>
-            <w:shd w:val="clear" w:color="auto" w:fill="E8F0FE"/>
+            <w:vAlign w:val="center"/>
           </w:tcPr>
           <w:p>
-            <w:r/>
             <w:r>
               <w:rPr>
-                <w:b/>
-                <w:sz w:val="20"/>
+                <w:sz w:val="19"/>
               </w:rPr>
-              <w:t>Course Reference</w:t>
+              <w:t>Course title</w:t>
             </w:r>
           </w:p>
         </w:tc>
         <w:tc>
           <w:tcPr>
             <w:tcW w:type="dxa" w:w="4320"/>
+            <w:vAlign w:val="center"/>
           </w:tcPr>
           <w:p>
-            <w:r/>
             <w:r>
               <w:rPr>
-                <w:sz w:val="20"/>
+                <w:sz w:val="19"/>
+              </w:rPr>
+              <w:t>Generative AI for Adobe Photoshop</w:t>
+            </w:r>
+          </w:p>
+        </w:tc>
+      </w:tr>
+      <w:tr>
+        <w:trPr>
+          <w:cantSplit/>
+        </w:trPr>
+        <w:tc>
+          <w:tcPr>
+            <w:tcW w:type="dxa" w:w="4320"/>
+            <w:vAlign w:val="center"/>
+          </w:tcPr>
+          <w:p>
+            <w:r>
+              <w:rPr>
+                <w:sz w:val="19"/>
+              </w:rPr>
+              <w:t>Course code</w:t>
+            </w:r>
+          </w:p>
+        </w:tc>
+        <w:tc>
+          <w:tcPr>
+            <w:tcW w:type="dxa" w:w="4320"/>
+            <w:vAlign w:val="center"/>
+          </w:tcPr>
+          <w:p>
+            <w:r>
+              <w:rPr>
+                <w:sz w:val="19"/>
               </w:rPr>
               <w:t>C16</w:t>
             </w:r>
@@ -563,49 +559,18 @@
         </w:tc>
       </w:tr>
       <w:tr>
+        <w:trPr>
+          <w:cantSplit/>
+        </w:trPr>
         <w:tc>
           <w:tcPr>
             <w:tcW w:type="dxa" w:w="4320"/>
-            <w:shd w:val="clear" w:color="auto" w:fill="E8F0FE"/>
+            <w:vAlign w:val="center"/>
           </w:tcPr>
           <w:p>
-            <w:r/>
             <w:r>
               <w:rPr>
-                <w:b/>
-                <w:sz w:val="20"/>
-              </w:rPr>
-              <w:t>Training Provider</w:t>
-            </w:r>
-          </w:p>
-        </w:tc>
-        <w:tc>
-          <w:tcPr>
-            <w:tcW w:type="dxa" w:w="4320"/>
-          </w:tcPr>
-          <w:p>
-            <w:r/>
-            <w:r>
-              <w:rPr>
-                <w:sz w:val="20"/>
-              </w:rPr>
-              <w:t>Tertiary Infotech Academy Pte Ltd  (UEN 201200696W)</w:t>
-            </w:r>
-          </w:p>
-        </w:tc>
-      </w:tr>
-      <w:tr>
-        <w:tc>
-          <w:tcPr>
-            <w:tcW w:type="dxa" w:w="4320"/>
-            <w:shd w:val="clear" w:color="auto" w:fill="E8F0FE"/>
-          </w:tcPr>
-          <w:p>
-            <w:r/>
-            <w:r>
-              <w:rPr>
-                <w:b/>
-                <w:sz w:val="20"/>
+                <w:sz w:val="19"/>
               </w:rPr>
               <w:t>Duration</w:t>
             </w:r>
@@ -614,110 +579,113 @@
         <w:tc>
           <w:tcPr>
             <w:tcW w:type="dxa" w:w="4320"/>
+            <w:vAlign w:val="center"/>
           </w:tcPr>
           <w:p>
-            <w:r/>
             <w:r>
               <w:rPr>
-                <w:sz w:val="20"/>
+                <w:sz w:val="19"/>
               </w:rPr>
-              <w:t>1 day · 7.5 instructional hours per day (7.5 hours)</w:t>
+              <w:t>1 day · 7.5 instructional hours</w:t>
             </w:r>
           </w:p>
         </w:tc>
       </w:tr>
       <w:tr>
+        <w:trPr>
+          <w:cantSplit/>
+        </w:trPr>
         <w:tc>
           <w:tcPr>
             <w:tcW w:type="dxa" w:w="4320"/>
-            <w:shd w:val="clear" w:color="auto" w:fill="E8F0FE"/>
+            <w:vAlign w:val="center"/>
           </w:tcPr>
           <w:p>
-            <w:r/>
             <w:r>
               <w:rPr>
-                <w:b/>
-                <w:sz w:val="20"/>
+                <w:sz w:val="19"/>
               </w:rPr>
-              <w:t>Daily Timing</w:t>
+              <w:t>Delivery</w:t>
             </w:r>
           </w:p>
         </w:tc>
         <w:tc>
           <w:tcPr>
             <w:tcW w:type="dxa" w:w="4320"/>
+            <w:vAlign w:val="center"/>
           </w:tcPr>
           <w:p>
-            <w:r/>
             <w:r>
               <w:rPr>
-                <w:sz w:val="20"/>
+                <w:sz w:val="19"/>
               </w:rPr>
-              <w:t>9:30 am – 6:30 pm (1-hour lunch; tea breaks within training time)</w:t>
+              <w:t>Facilitated concepts, coached Photoshop/Firefly labs and critique</w:t>
             </w:r>
           </w:p>
         </w:tc>
       </w:tr>
       <w:tr>
+        <w:trPr>
+          <w:cantSplit/>
+        </w:trPr>
         <w:tc>
           <w:tcPr>
             <w:tcW w:type="dxa" w:w="4320"/>
-            <w:shd w:val="clear" w:color="auto" w:fill="E8F0FE"/>
+            <w:vAlign w:val="center"/>
           </w:tcPr>
           <w:p>
-            <w:r/>
             <w:r>
               <w:rPr>
-                <w:b/>
-                <w:sz w:val="20"/>
+                <w:sz w:val="19"/>
               </w:rPr>
-              <w:t>Mode</w:t>
+              <w:t>Provider</w:t>
             </w:r>
           </w:p>
         </w:tc>
         <w:tc>
           <w:tcPr>
             <w:tcW w:type="dxa" w:w="4320"/>
+            <w:vAlign w:val="center"/>
           </w:tcPr>
           <w:p>
-            <w:r/>
             <w:r>
               <w:rPr>
-                <w:sz w:val="20"/>
+                <w:sz w:val="19"/>
               </w:rPr>
-              <w:t>Instructor-led, hands-on practical labs</w:t>
+              <w:t>Tertiary Infotech Academy Pte Ltd · 201200789K</w:t>
             </w:r>
           </w:p>
         </w:tc>
       </w:tr>
       <w:tr>
+        <w:trPr>
+          <w:cantSplit/>
+        </w:trPr>
         <w:tc>
           <w:tcPr>
             <w:tcW w:type="dxa" w:w="4320"/>
-            <w:shd w:val="clear" w:color="auto" w:fill="E8F0FE"/>
+            <w:vAlign w:val="center"/>
           </w:tcPr>
           <w:p>
-            <w:r/>
             <w:r>
               <w:rPr>
-                <w:b/>
-                <w:sz w:val="20"/>
+                <w:sz w:val="19"/>
               </w:rPr>
-              <w:t>Trainer</w:t>
+              <w:t>Version</w:t>
             </w:r>
           </w:p>
         </w:tc>
         <w:tc>
           <w:tcPr>
             <w:tcW w:type="dxa" w:w="4320"/>
+            <w:vAlign w:val="center"/>
           </w:tcPr>
           <w:p>
-            <w:r/>
             <w:r>
               <w:rPr>
-                <w:sz w:val="20"/>
+                <w:sz w:val="19"/>
               </w:rPr>
-              <w:t>Dr. Alfred Ang</w:t>
+              <w:t>v1.0 · 19 September 2026</w:t>
             </w:r>
           </w:p>
         </w:tc>
@@ -732,8 +700,11 @@
       </w:r>
     </w:p>
     <w:p>
+      <w:pPr>
+        <w:pStyle w:val="ListBullet"/>
+      </w:pPr>
       <w:r>
-        <w:t>On completion of this course, learners will be able to:</w:t>
+        <w:t>LO1: Initiate visual communication through generative AI in Photoshop and Firefly.</w:t>
       </w:r>
     </w:p>
     <w:p>
@@ -741,10 +712,7 @@
         <w:pStyle w:val="ListBullet"/>
       </w:pPr>
       <w:r>
-        <w:rPr>
-          <w:sz w:val="21"/>
-        </w:rPr>
-        <w:t>LO1: Describe how generative AI (Adobe Firefly) works inside Photoshop and navigate the generate–review–refine loop using the Contextual Task Bar and generative layers.</w:t>
+        <w:t>LO2: Create storyboards in Firefly for visual narratives and task flows.</w:t>
       </w:r>
     </w:p>
     <w:p>
@@ -752,10 +720,7 @@
         <w:pStyle w:val="ListBullet"/>
       </w:pPr>
       <w:r>
-        <w:rPr>
-          <w:sz w:val="21"/>
-        </w:rPr>
-        <w:t>LO2: Write effective, structured prompts that control subject, style and detail for image generation in Photoshop.</w:t>
+        <w:t>LO3: Propose enhancements through aesthetic analysis and advanced critique in Photoshop.</w:t>
       </w:r>
     </w:p>
     <w:p>
@@ -763,139 +728,7 @@
         <w:pStyle w:val="ListBullet"/>
       </w:pPr>
       <w:r>
-        <w:rPr>
-          <w:sz w:val="21"/>
-        </w:rPr>
-        <w:t>LO3: Add and remove content non-destructively with Generative Fill and generative layers.</w:t>
-      </w:r>
-    </w:p>
-    <w:p>
-      <w:pPr>
-        <w:pStyle w:val="ListBullet"/>
-      </w:pPr>
-      <w:r>
-        <w:rPr>
-          <w:sz w:val="21"/>
-        </w:rPr>
-        <w:t>LO4: Extend an image beyond its original canvas with Generative Expand to re-compose and re-format it.</w:t>
-      </w:r>
-    </w:p>
-    <w:p>
-      <w:pPr>
-        <w:pStyle w:val="ListBullet"/>
-      </w:pPr>
-      <w:r>
-        <w:rPr>
-          <w:sz w:val="21"/>
-        </w:rPr>
-        <w:t>LO5: Clean up an image in one click with the AI Remove tool to erase distractions and blemishes.</w:t>
-      </w:r>
-    </w:p>
-    <w:p>
-      <w:pPr>
-        <w:pStyle w:val="ListBullet"/>
-      </w:pPr>
-      <w:r>
-        <w:rPr>
-          <w:sz w:val="21"/>
-        </w:rPr>
-        <w:t>LO6: Generate and replace a background to place a subject in a new, coherent scene.</w:t>
-      </w:r>
-    </w:p>
-    <w:p>
-      <w:pPr>
-        <w:pStyle w:val="ListBullet"/>
-      </w:pPr>
-      <w:r>
-        <w:rPr>
-          <w:sz w:val="21"/>
-        </w:rPr>
-        <w:t>LO7: Generate images from text using reference images and styles to control the look of a result.</w:t>
-      </w:r>
-    </w:p>
-    <w:p>
-      <w:pPr>
-        <w:pStyle w:val="ListBullet"/>
-      </w:pPr>
-      <w:r>
-        <w:rPr>
-          <w:sz w:val="21"/>
-        </w:rPr>
-        <w:t>LO8: Retouch portraits with AI — generative retouching and Neural Filters — naturally and ethically.</w:t>
-      </w:r>
-    </w:p>
-    <w:p>
-      <w:pPr>
-        <w:pStyle w:val="ListBullet"/>
-      </w:pPr>
-      <w:r>
-        <w:rPr>
-          <w:sz w:val="21"/>
-        </w:rPr>
-        <w:t>LO9: Combine generative layers with masks and blend modes to composite a polished final image.</w:t>
-      </w:r>
-    </w:p>
-    <w:p>
-      <w:pPr>
-        <w:pStyle w:val="ListBullet"/>
-      </w:pPr>
-      <w:r>
-        <w:rPr>
-          <w:sz w:val="21"/>
-        </w:rPr>
-        <w:t>LO10: Build an end-to-end generative design workflow and apply commercial-use and intellectual-property considerations to AI-generated visuals.</w:t>
-      </w:r>
-    </w:p>
-    <w:p>
-      <w:pPr>
-        <w:pStyle w:val="Heading1"/>
-      </w:pPr>
-      <w:r>
-        <w:t>Learning Reinforcement</w:t>
-      </w:r>
-    </w:p>
-    <w:p>
-      <w:pPr>
-        <w:pStyle w:val="ListBullet"/>
-      </w:pPr>
-      <w:r>
-        <w:rPr>
-          <w:sz w:val="21"/>
-        </w:rPr>
-        <w:t>Every topic is followed by hands-on labs that learners complete on their own machine.</w:t>
-      </w:r>
-    </w:p>
-    <w:p>
-      <w:pPr>
-        <w:pStyle w:val="ListBullet"/>
-      </w:pPr>
-      <w:r>
-        <w:rPr>
-          <w:sz w:val="21"/>
-        </w:rPr>
-        <w:t>Each lab ends with a 'Test it' verification step so learners can confirm their own progress.</w:t>
-      </w:r>
-    </w:p>
-    <w:p>
-      <w:pPr>
-        <w:pStyle w:val="ListBullet"/>
-      </w:pPr>
-      <w:r>
-        <w:rPr>
-          <w:sz w:val="21"/>
-        </w:rPr>
-        <w:t>The trainer circulates during lab time to give individual feedback and unblock learners.</w:t>
-      </w:r>
-    </w:p>
-    <w:p>
-      <w:pPr>
-        <w:pStyle w:val="ListBullet"/>
-      </w:pPr>
-      <w:r>
-        <w:rPr>
-          <w:sz w:val="21"/>
-        </w:rPr>
-        <w:t>Each topic closes with a recap mapped back to the course learning outcomes.</w:t>
+        <w:t>LO4: Formulate generative-AI colour strategies in Photoshop.</w:t>
       </w:r>
     </w:p>
     <w:p>
@@ -911,7 +744,7 @@
         <w:pStyle w:val="Heading2"/>
       </w:pPr>
       <w:r>
-        <w:t>Day 1 — Build a complete brand campaign key visual for the Solace Radiance Serum using generative AI in Photoshop — from prompting, Generative Fill, Generative Expand, AI Remove and background replacement to text-to-image, portrait retouching and a masked, blended final composite — and finish with the commercial-use and IP checks that govern real work</w:t>
+        <w:t>Day 1 · 9:30am – 5:30pm</w:t>
       </w:r>
     </w:p>
     <w:tbl>
@@ -919,27 +752,31 @@
         <w:tblStyle w:val="TableGrid"/>
         <w:tblW w:type="auto" w:w="0"/>
         <w:jc w:val="center"/>
+        <w:tblLayout w:type="fixed"/>
         <w:tblLook w:firstColumn="1" w:firstRow="1" w:lastColumn="0" w:lastRow="0" w:noHBand="0" w:noVBand="1" w:val="04A0"/>
       </w:tblPr>
       <w:tblGrid>
-        <w:gridCol w:w="2880"/>
-        <w:gridCol w:w="2880"/>
-        <w:gridCol w:w="2880"/>
+        <w:gridCol w:w="1728"/>
+        <w:gridCol w:w="1728"/>
+        <w:gridCol w:w="1728"/>
+        <w:gridCol w:w="1728"/>
+        <w:gridCol w:w="1728"/>
       </w:tblGrid>
       <w:tr>
+        <w:trPr>
+          <w:tblHeader w:val="true"/>
+        </w:trPr>
         <w:tc>
           <w:tcPr>
-            <w:tcW w:type="dxa" w:w="1656"/>
-            <w:shd w:val="clear" w:color="auto" w:fill="1F6FEB"/>
+            <w:tcW w:type="dxa" w:w="1037"/>
+            <w:shd w:val="clear" w:color="auto" w:fill="224AF4"/>
           </w:tcPr>
           <w:p>
-            <w:r/>
             <w:r>
               <w:rPr>
-                <w:rFonts w:ascii="Arial" w:hAnsi="Arial"/>
                 <w:b/>
                 <w:color w:val="FFFFFF"/>
-                <w:sz w:val="20"/>
+                <w:sz w:val="16"/>
               </w:rPr>
               <w:t>Time</w:t>
             </w:r>
@@ -947,17 +784,15 @@
         </w:tc>
         <w:tc>
           <w:tcPr>
-            <w:tcW w:type="dxa" w:w="1296"/>
-            <w:shd w:val="clear" w:color="auto" w:fill="1F6FEB"/>
+            <w:tcW w:type="dxa" w:w="893"/>
+            <w:shd w:val="clear" w:color="auto" w:fill="224AF4"/>
           </w:tcPr>
           <w:p>
-            <w:r/>
             <w:r>
               <w:rPr>
-                <w:rFonts w:ascii="Arial" w:hAnsi="Arial"/>
                 <w:b/>
                 <w:color w:val="FFFFFF"/>
-                <w:sz w:val="20"/>
+                <w:sz w:val="16"/>
               </w:rPr>
               <w:t>Duration</w:t>
             </w:r>
@@ -965,209 +800,80 @@
         </w:tc>
         <w:tc>
           <w:tcPr>
-            <w:tcW w:type="dxa" w:w="6840"/>
-            <w:shd w:val="clear" w:color="auto" w:fill="1F6FEB"/>
+            <w:tcW w:type="dxa" w:w="1037"/>
+            <w:shd w:val="clear" w:color="auto" w:fill="224AF4"/>
           </w:tcPr>
           <w:p>
-            <w:r/>
             <w:r>
               <w:rPr>
-                <w:rFonts w:ascii="Arial" w:hAnsi="Arial"/>
                 <w:b/>
                 <w:color w:val="FFFFFF"/>
-                <w:sz w:val="20"/>
+                <w:sz w:val="16"/>
+              </w:rPr>
+              <w:t>Mode</w:t>
+            </w:r>
+          </w:p>
+        </w:tc>
+        <w:tc>
+          <w:tcPr>
+            <w:tcW w:type="dxa" w:w="4104"/>
+            <w:shd w:val="clear" w:color="auto" w:fill="224AF4"/>
+          </w:tcPr>
+          <w:p>
+            <w:r>
+              <w:rPr>
+                <w:b/>
+                <w:color w:val="FFFFFF"/>
+                <w:sz w:val="16"/>
               </w:rPr>
               <w:t>Topic / Activity</w:t>
             </w:r>
           </w:p>
         </w:tc>
+        <w:tc>
+          <w:tcPr>
+            <w:tcW w:type="dxa" w:w="2088"/>
+            <w:shd w:val="clear" w:color="auto" w:fill="224AF4"/>
+          </w:tcPr>
+          <w:p>
+            <w:r>
+              <w:rPr>
+                <w:b/>
+                <w:color w:val="FFFFFF"/>
+                <w:sz w:val="16"/>
+              </w:rPr>
+              <w:t>Slide / Evidence Reference</w:t>
+            </w:r>
+          </w:p>
+        </w:tc>
       </w:tr>
       <w:tr>
+        <w:trPr>
+          <w:cantSplit/>
+        </w:trPr>
         <w:tc>
           <w:tcPr>
-            <w:tcW w:type="dxa" w:w="1656"/>
-            <w:shd w:val="clear" w:color="auto" w:fill="F3F5F8"/>
+            <w:tcW w:type="dxa" w:w="1037"/>
+            <w:vAlign w:val="center"/>
           </w:tcPr>
           <w:p>
-            <w:r/>
             <w:r>
               <w:rPr>
-                <w:rFonts w:ascii="Arial" w:hAnsi="Arial"/>
-                <w:b w:val="0"/>
-                <w:sz w:val="19"/>
+                <w:sz w:val="16"/>
               </w:rPr>
-              <w:t>9:00–9:20</w:t>
+              <w:t>09:30–09:45</w:t>
             </w:r>
           </w:p>
         </w:tc>
         <w:tc>
           <w:tcPr>
-            <w:tcW w:type="dxa" w:w="1296"/>
-            <w:shd w:val="clear" w:color="auto" w:fill="F3F5F8"/>
+            <w:tcW w:type="dxa" w:w="893"/>
+            <w:vAlign w:val="center"/>
           </w:tcPr>
           <w:p>
-            <w:r/>
             <w:r>
               <w:rPr>
-                <w:rFonts w:ascii="Arial" w:hAnsi="Arial"/>
-                <w:b w:val="0"/>
-                <w:sz w:val="19"/>
-              </w:rPr>
-              <w:t>20 min</w:t>
-            </w:r>
-          </w:p>
-        </w:tc>
-        <w:tc>
-          <w:tcPr>
-            <w:tcW w:type="dxa" w:w="6840"/>
-            <w:shd w:val="clear" w:color="auto" w:fill="F3F5F8"/>
-          </w:tcPr>
-          <w:p>
-            <w:r/>
-            <w:r>
-              <w:rPr>
-                <w:rFonts w:ascii="Arial" w:hAnsi="Arial"/>
-                <w:b w:val="0"/>
-                <w:sz w:val="19"/>
-              </w:rPr>
-              <w:t>Welcome, course introduction, ground rules, and setup: launching Photoshop with the latest generative features, signing in to an Adobe account with Firefly credits, and opening the supplied Solace starter files for the labs</w:t>
-            </w:r>
-          </w:p>
-        </w:tc>
-      </w:tr>
-      <w:tr>
-        <w:tc>
-          <w:tcPr>
-            <w:tcW w:type="dxa" w:w="1656"/>
-            <w:shd w:val="clear" w:color="auto" w:fill="E8F0FE"/>
-          </w:tcPr>
-          <w:p>
-            <w:r/>
-            <w:r>
-              <w:rPr>
-                <w:rFonts w:ascii="Arial" w:hAnsi="Arial"/>
-                <w:b/>
-                <w:sz w:val="19"/>
-              </w:rPr>
-              <w:t>9:20–10:00</w:t>
-            </w:r>
-          </w:p>
-        </w:tc>
-        <w:tc>
-          <w:tcPr>
-            <w:tcW w:type="dxa" w:w="1296"/>
-            <w:shd w:val="clear" w:color="auto" w:fill="E8F0FE"/>
-          </w:tcPr>
-          <w:p>
-            <w:r/>
-            <w:r>
-              <w:rPr>
-                <w:rFonts w:ascii="Arial" w:hAnsi="Arial"/>
-                <w:b w:val="0"/>
-                <w:sz w:val="19"/>
-              </w:rPr>
-              <w:t>40 min</w:t>
-            </w:r>
-          </w:p>
-        </w:tc>
-        <w:tc>
-          <w:tcPr>
-            <w:tcW w:type="dxa" w:w="6840"/>
-            <w:shd w:val="clear" w:color="auto" w:fill="E8F0FE"/>
-          </w:tcPr>
-          <w:p>
-            <w:r/>
-            <w:r>
-              <w:rPr>
-                <w:rFonts w:ascii="Arial" w:hAnsi="Arial"/>
-                <w:b/>
-                <w:sz w:val="19"/>
-              </w:rPr>
-              <w:t>TOPIC 01 — Generative Editing Essentials in Photoshop: introduction to Adobe Firefly and generative AI in Photoshop; writing effective prompts; adding and removing content with Generative Fill; extending images with Generative Expand; one-click cleanup with the AI Remove tool; generating and replacing backgrounds (concepts + live demo)</w:t>
-            </w:r>
-          </w:p>
-        </w:tc>
-      </w:tr>
-      <w:tr>
-        <w:tc>
-          <w:tcPr>
-            <w:tcW w:type="dxa" w:w="1656"/>
-          </w:tcPr>
-          <w:p>
-            <w:r/>
-            <w:r>
-              <w:rPr>
-                <w:rFonts w:ascii="Arial" w:hAnsi="Arial"/>
-                <w:b w:val="0"/>
-                <w:sz w:val="19"/>
-              </w:rPr>
-              <w:t>10:00–10:45</w:t>
-            </w:r>
-          </w:p>
-        </w:tc>
-        <w:tc>
-          <w:tcPr>
-            <w:tcW w:type="dxa" w:w="1296"/>
-          </w:tcPr>
-          <w:p>
-            <w:r/>
-            <w:r>
-              <w:rPr>
-                <w:rFonts w:ascii="Arial" w:hAnsi="Arial"/>
-                <w:b w:val="0"/>
-                <w:sz w:val="19"/>
-              </w:rPr>
-              <w:t>45 min</w:t>
-            </w:r>
-          </w:p>
-        </w:tc>
-        <w:tc>
-          <w:tcPr>
-            <w:tcW w:type="dxa" w:w="6840"/>
-          </w:tcPr>
-          <w:p>
-            <w:r/>
-            <w:r>
-              <w:rPr>
-                <w:rFonts w:ascii="Arial" w:hAnsi="Arial"/>
-                <w:b w:val="0"/>
-                <w:sz w:val="19"/>
-              </w:rPr>
-              <w:t>Hands-on: Lab 1: Get Started with Firefly and Generative AI in Photoshop; Lab 2: Write Effective Prompts for Image Generation</w:t>
-            </w:r>
-          </w:p>
-        </w:tc>
-      </w:tr>
-      <w:tr>
-        <w:tc>
-          <w:tcPr>
-            <w:tcW w:type="dxa" w:w="1656"/>
-            <w:shd w:val="clear" w:color="auto" w:fill="FFF4E5"/>
-          </w:tcPr>
-          <w:p>
-            <w:r/>
-            <w:r>
-              <w:rPr>
-                <w:rFonts w:ascii="Arial" w:hAnsi="Arial"/>
-                <w:b w:val="0"/>
-                <w:sz w:val="19"/>
-              </w:rPr>
-              <w:t>10:45–11:00</w:t>
-            </w:r>
-          </w:p>
-        </w:tc>
-        <w:tc>
-          <w:tcPr>
-            <w:tcW w:type="dxa" w:w="1296"/>
-            <w:shd w:val="clear" w:color="auto" w:fill="FFF4E5"/>
-          </w:tcPr>
-          <w:p>
-            <w:r/>
-            <w:r>
-              <w:rPr>
-                <w:rFonts w:ascii="Arial" w:hAnsi="Arial"/>
-                <w:b w:val="0"/>
-                <w:sz w:val="19"/>
+                <w:sz w:val="16"/>
               </w:rPr>
               <w:t>15 min</w:t>
             </w:r>
@@ -1175,102 +881,74 @@
         </w:tc>
         <w:tc>
           <w:tcPr>
-            <w:tcW w:type="dxa" w:w="6840"/>
-            <w:shd w:val="clear" w:color="auto" w:fill="FFF4E5"/>
+            <w:tcW w:type="dxa" w:w="1037"/>
+            <w:vAlign w:val="center"/>
           </w:tcPr>
           <w:p>
-            <w:r/>
             <w:r>
               <w:rPr>
-                <w:rFonts w:ascii="Arial" w:hAnsi="Arial"/>
-                <w:b w:val="0"/>
-                <w:sz w:val="19"/>
+                <w:sz w:val="16"/>
               </w:rPr>
-              <w:t>Tea break</w:t>
+              <w:t>Admin</w:t>
+            </w:r>
+          </w:p>
+        </w:tc>
+        <w:tc>
+          <w:tcPr>
+            <w:tcW w:type="dxa" w:w="4104"/>
+            <w:vAlign w:val="center"/>
+          </w:tcPr>
+          <w:p>
+            <w:r>
+              <w:rPr>
+                <w:sz w:val="16"/>
+              </w:rPr>
+              <w:t>Welcome, introductions, ground rules and material access</w:t>
+            </w:r>
+          </w:p>
+        </w:tc>
+        <w:tc>
+          <w:tcPr>
+            <w:tcW w:type="dxa" w:w="2088"/>
+            <w:vAlign w:val="center"/>
+          </w:tcPr>
+          <w:p>
+            <w:r>
+              <w:rPr>
+                <w:sz w:val="16"/>
+              </w:rPr>
+              <w:t>Opening slides</w:t>
             </w:r>
           </w:p>
         </w:tc>
       </w:tr>
       <w:tr>
+        <w:trPr>
+          <w:cantSplit/>
+        </w:trPr>
         <w:tc>
           <w:tcPr>
-            <w:tcW w:type="dxa" w:w="1656"/>
+            <w:tcW w:type="dxa" w:w="1037"/>
+            <w:vAlign w:val="center"/>
           </w:tcPr>
           <w:p>
-            <w:r/>
             <w:r>
               <w:rPr>
-                <w:rFonts w:ascii="Arial" w:hAnsi="Arial"/>
-                <w:b w:val="0"/>
-                <w:sz w:val="19"/>
+                <w:sz w:val="16"/>
               </w:rPr>
-              <w:t>11:00–13:00</w:t>
+              <w:t>09:45–10:45</w:t>
             </w:r>
           </w:p>
         </w:tc>
         <w:tc>
           <w:tcPr>
-            <w:tcW w:type="dxa" w:w="1296"/>
+            <w:tcW w:type="dxa" w:w="893"/>
+            <w:vAlign w:val="center"/>
           </w:tcPr>
           <w:p>
-            <w:r/>
             <w:r>
               <w:rPr>
-                <w:rFonts w:ascii="Arial" w:hAnsi="Arial"/>
-                <w:b w:val="0"/>
-                <w:sz w:val="19"/>
-              </w:rPr>
-              <w:t>120 min</w:t>
-            </w:r>
-          </w:p>
-        </w:tc>
-        <w:tc>
-          <w:tcPr>
-            <w:tcW w:type="dxa" w:w="6840"/>
-          </w:tcPr>
-          <w:p>
-            <w:r/>
-            <w:r>
-              <w:rPr>
-                <w:rFonts w:ascii="Arial" w:hAnsi="Arial"/>
-                <w:b w:val="0"/>
-                <w:sz w:val="19"/>
-              </w:rPr>
-              <w:t>Hands-on: Lab 3: Add and Remove Content with Generative Fill; Lab 4: Extend Images with Generative Expand; Lab 5: One-Click Cleanup with the AI Remove Tool</w:t>
-            </w:r>
-          </w:p>
-        </w:tc>
-      </w:tr>
-      <w:tr>
-        <w:tc>
-          <w:tcPr>
-            <w:tcW w:type="dxa" w:w="1656"/>
-            <w:shd w:val="clear" w:color="auto" w:fill="FDE9D9"/>
-          </w:tcPr>
-          <w:p>
-            <w:r/>
-            <w:r>
-              <w:rPr>
-                <w:rFonts w:ascii="Arial" w:hAnsi="Arial"/>
-                <w:b w:val="0"/>
-                <w:sz w:val="19"/>
-              </w:rPr>
-              <w:t>13:00–14:00</w:t>
-            </w:r>
-          </w:p>
-        </w:tc>
-        <w:tc>
-          <w:tcPr>
-            <w:tcW w:type="dxa" w:w="1296"/>
-            <w:shd w:val="clear" w:color="auto" w:fill="FDE9D9"/>
-          </w:tcPr>
-          <w:p>
-            <w:r/>
-            <w:r>
-              <w:rPr>
-                <w:rFonts w:ascii="Arial" w:hAnsi="Arial"/>
-                <w:b w:val="0"/>
-                <w:sz w:val="19"/>
+                <w:sz w:val="16"/>
               </w:rPr>
               <w:t>60 min</w:t>
             </w:r>
@@ -1278,102 +956,224 @@
         </w:tc>
         <w:tc>
           <w:tcPr>
-            <w:tcW w:type="dxa" w:w="6840"/>
-            <w:shd w:val="clear" w:color="auto" w:fill="FDE9D9"/>
+            <w:tcW w:type="dxa" w:w="1037"/>
+            <w:vAlign w:val="center"/>
           </w:tcPr>
           <w:p>
-            <w:r/>
             <w:r>
               <w:rPr>
-                <w:rFonts w:ascii="Arial" w:hAnsi="Arial"/>
-                <w:b w:val="0"/>
-                <w:sz w:val="19"/>
+                <w:sz w:val="16"/>
               </w:rPr>
-              <w:t>Lunch break</w:t>
+              <w:t>Topic 1</w:t>
+            </w:r>
+          </w:p>
+        </w:tc>
+        <w:tc>
+          <w:tcPr>
+            <w:tcW w:type="dxa" w:w="4104"/>
+            <w:vAlign w:val="center"/>
+          </w:tcPr>
+          <w:p>
+            <w:r>
+              <w:rPr>
+                <w:sz w:val="16"/>
+              </w:rPr>
+              <w:t>Human-led GenAI creative loop, use cases, prompt anatomy and iteration</w:t>
+            </w:r>
+          </w:p>
+        </w:tc>
+        <w:tc>
+          <w:tcPr>
+            <w:tcW w:type="dxa" w:w="2088"/>
+            <w:vAlign w:val="center"/>
+          </w:tcPr>
+          <w:p>
+            <w:r>
+              <w:rPr>
+                <w:sz w:val="16"/>
+              </w:rPr>
+              <w:t>Topic 1: slide 12</w:t>
             </w:r>
           </w:p>
         </w:tc>
       </w:tr>
       <w:tr>
+        <w:trPr>
+          <w:cantSplit/>
+        </w:trPr>
         <w:tc>
           <w:tcPr>
-            <w:tcW w:type="dxa" w:w="1656"/>
+            <w:tcW w:type="dxa" w:w="1037"/>
+            <w:vAlign w:val="center"/>
           </w:tcPr>
           <w:p>
-            <w:r/>
             <w:r>
               <w:rPr>
-                <w:rFonts w:ascii="Arial" w:hAnsi="Arial"/>
-                <w:b w:val="0"/>
-                <w:sz w:val="19"/>
+                <w:sz w:val="16"/>
               </w:rPr>
-              <w:t>14:00–14:40</w:t>
+              <w:t>10:45–11:45</w:t>
             </w:r>
           </w:p>
         </w:tc>
         <w:tc>
           <w:tcPr>
-            <w:tcW w:type="dxa" w:w="1296"/>
+            <w:tcW w:type="dxa" w:w="893"/>
+            <w:vAlign w:val="center"/>
           </w:tcPr>
           <w:p>
-            <w:r/>
             <w:r>
               <w:rPr>
-                <w:rFonts w:ascii="Arial" w:hAnsi="Arial"/>
-                <w:b w:val="0"/>
-                <w:sz w:val="19"/>
+                <w:sz w:val="16"/>
               </w:rPr>
-              <w:t>40 min</w:t>
+              <w:t>60 min</w:t>
             </w:r>
           </w:p>
         </w:tc>
         <w:tc>
           <w:tcPr>
-            <w:tcW w:type="dxa" w:w="6840"/>
+            <w:tcW w:type="dxa" w:w="1037"/>
+            <w:vAlign w:val="center"/>
           </w:tcPr>
           <w:p>
-            <w:r/>
             <w:r>
               <w:rPr>
-                <w:rFonts w:ascii="Arial" w:hAnsi="Arial"/>
-                <w:b w:val="0"/>
-                <w:sz w:val="19"/>
+                <w:sz w:val="16"/>
               </w:rPr>
-              <w:t>Hands-on: Lab 6: Generate and Replace the Background</w:t>
+              <w:t>Topic 1 + Labs</w:t>
+            </w:r>
+          </w:p>
+        </w:tc>
+        <w:tc>
+          <w:tcPr>
+            <w:tcW w:type="dxa" w:w="4104"/>
+            <w:vAlign w:val="center"/>
+          </w:tcPr>
+          <w:p>
+            <w:r>
+              <w:rPr>
+                <w:sz w:val="16"/>
+              </w:rPr>
+              <w:t>Design principles, visual hierarchy and responsible provenance; Labs 1–2</w:t>
+            </w:r>
+          </w:p>
+        </w:tc>
+        <w:tc>
+          <w:tcPr>
+            <w:tcW w:type="dxa" w:w="2088"/>
+            <w:vAlign w:val="center"/>
+          </w:tcPr>
+          <w:p>
+            <w:r>
+              <w:rPr>
+                <w:sz w:val="16"/>
+              </w:rPr>
+              <w:t>Lab slides: 30, 31</w:t>
             </w:r>
           </w:p>
         </w:tc>
       </w:tr>
       <w:tr>
+        <w:trPr>
+          <w:cantSplit/>
+        </w:trPr>
         <w:tc>
           <w:tcPr>
-            <w:tcW w:type="dxa" w:w="1656"/>
-            <w:shd w:val="clear" w:color="auto" w:fill="E8F0FE"/>
+            <w:tcW w:type="dxa" w:w="1037"/>
+            <w:vAlign w:val="center"/>
           </w:tcPr>
           <w:p>
-            <w:r/>
             <w:r>
               <w:rPr>
-                <w:rFonts w:ascii="Arial" w:hAnsi="Arial"/>
-                <w:b/>
-                <w:sz w:val="19"/>
+                <w:sz w:val="16"/>
               </w:rPr>
-              <w:t>14:40–15:10</w:t>
+              <w:t>11:45–12:45</w:t>
             </w:r>
           </w:p>
         </w:tc>
         <w:tc>
           <w:tcPr>
-            <w:tcW w:type="dxa" w:w="1296"/>
-            <w:shd w:val="clear" w:color="auto" w:fill="E8F0FE"/>
+            <w:tcW w:type="dxa" w:w="893"/>
+            <w:vAlign w:val="center"/>
           </w:tcPr>
           <w:p>
-            <w:r/>
             <w:r>
               <w:rPr>
-                <w:rFonts w:ascii="Arial" w:hAnsi="Arial"/>
-                <w:b w:val="0"/>
-                <w:sz w:val="19"/>
+                <w:sz w:val="16"/>
+              </w:rPr>
+              <w:t>60 min</w:t>
+            </w:r>
+          </w:p>
+        </w:tc>
+        <w:tc>
+          <w:tcPr>
+            <w:tcW w:type="dxa" w:w="1037"/>
+            <w:vAlign w:val="center"/>
+          </w:tcPr>
+          <w:p>
+            <w:r>
+              <w:rPr>
+                <w:sz w:val="16"/>
+              </w:rPr>
+              <w:t>Topic 2</w:t>
+            </w:r>
+          </w:p>
+        </w:tc>
+        <w:tc>
+          <w:tcPr>
+            <w:tcW w:type="dxa" w:w="4104"/>
+            <w:vAlign w:val="center"/>
+          </w:tcPr>
+          <w:p>
+            <w:r>
+              <w:rPr>
+                <w:sz w:val="16"/>
+              </w:rPr>
+              <w:t>Firefly models, content controls, composition and style references</w:t>
+            </w:r>
+          </w:p>
+        </w:tc>
+        <w:tc>
+          <w:tcPr>
+            <w:tcW w:type="dxa" w:w="2088"/>
+            <w:vAlign w:val="center"/>
+          </w:tcPr>
+          <w:p>
+            <w:r>
+              <w:rPr>
+                <w:sz w:val="16"/>
+              </w:rPr>
+              <w:t>Topic 2: slide 33</w:t>
+            </w:r>
+          </w:p>
+        </w:tc>
+      </w:tr>
+      <w:tr>
+        <w:trPr>
+          <w:cantSplit/>
+        </w:trPr>
+        <w:tc>
+          <w:tcPr>
+            <w:tcW w:type="dxa" w:w="1037"/>
+            <w:vAlign w:val="center"/>
+          </w:tcPr>
+          <w:p>
+            <w:r>
+              <w:rPr>
+                <w:sz w:val="16"/>
+              </w:rPr>
+              <w:t>12:45–13:15</w:t>
+            </w:r>
+          </w:p>
+        </w:tc>
+        <w:tc>
+          <w:tcPr>
+            <w:tcW w:type="dxa" w:w="893"/>
+            <w:vAlign w:val="center"/>
+          </w:tcPr>
+          <w:p>
+            <w:r>
+              <w:rPr>
+                <w:sz w:val="16"/>
               </w:rPr>
               <w:t>30 min</w:t>
             </w:r>
@@ -1381,50 +1181,149 @@
         </w:tc>
         <w:tc>
           <w:tcPr>
-            <w:tcW w:type="dxa" w:w="6840"/>
-            <w:shd w:val="clear" w:color="auto" w:fill="E8F0FE"/>
+            <w:tcW w:type="dxa" w:w="1037"/>
+            <w:vAlign w:val="center"/>
           </w:tcPr>
           <w:p>
-            <w:r/>
             <w:r>
               <w:rPr>
-                <w:rFonts w:ascii="Arial" w:hAnsi="Arial"/>
-                <w:b/>
-                <w:sz w:val="19"/>
+                <w:sz w:val="16"/>
               </w:rPr>
-              <w:t>TOPIC 02 — Advanced Generative Workflows: text-to-image with reference images and styles; AI-powered portrait retouching and Neural Filters; combining generative layers with masks and blend modes; building end-to-end generative design workflows; commercial use and intellectual-property considerations (concepts + live demo)</w:t>
+              <w:t>Lunch</w:t>
+            </w:r>
+          </w:p>
+        </w:tc>
+        <w:tc>
+          <w:tcPr>
+            <w:tcW w:type="dxa" w:w="4104"/>
+            <w:vAlign w:val="center"/>
+          </w:tcPr>
+          <w:p>
+            <w:r>
+              <w:rPr>
+                <w:sz w:val="16"/>
+              </w:rPr>
+              <w:t>Lunch break</w:t>
+            </w:r>
+          </w:p>
+        </w:tc>
+        <w:tc>
+          <w:tcPr>
+            <w:tcW w:type="dxa" w:w="2088"/>
+            <w:vAlign w:val="center"/>
+          </w:tcPr>
+          <w:p>
+            <w:r>
+              <w:rPr>
+                <w:sz w:val="16"/>
+              </w:rPr>
+              <w:t>—</w:t>
             </w:r>
           </w:p>
         </w:tc>
       </w:tr>
       <w:tr>
+        <w:trPr>
+          <w:cantSplit/>
+        </w:trPr>
         <w:tc>
           <w:tcPr>
-            <w:tcW w:type="dxa" w:w="1656"/>
+            <w:tcW w:type="dxa" w:w="1037"/>
+            <w:vAlign w:val="center"/>
           </w:tcPr>
           <w:p>
-            <w:r/>
             <w:r>
               <w:rPr>
-                <w:rFonts w:ascii="Arial" w:hAnsi="Arial"/>
-                <w:b w:val="0"/>
-                <w:sz w:val="19"/>
+                <w:sz w:val="16"/>
               </w:rPr>
-              <w:t>15:10–16:15</w:t>
+              <w:t>13:15–14:15</w:t>
             </w:r>
           </w:p>
         </w:tc>
         <w:tc>
           <w:tcPr>
-            <w:tcW w:type="dxa" w:w="1296"/>
+            <w:tcW w:type="dxa" w:w="893"/>
+            <w:vAlign w:val="center"/>
           </w:tcPr>
           <w:p>
-            <w:r/>
             <w:r>
               <w:rPr>
-                <w:rFonts w:ascii="Arial" w:hAnsi="Arial"/>
-                <w:b w:val="0"/>
-                <w:sz w:val="19"/>
+                <w:sz w:val="16"/>
+              </w:rPr>
+              <w:t>60 min</w:t>
+            </w:r>
+          </w:p>
+        </w:tc>
+        <w:tc>
+          <w:tcPr>
+            <w:tcW w:type="dxa" w:w="1037"/>
+            <w:vAlign w:val="center"/>
+          </w:tcPr>
+          <w:p>
+            <w:r>
+              <w:rPr>
+                <w:sz w:val="16"/>
+              </w:rPr>
+              <w:t>Topic 2 + Labs</w:t>
+            </w:r>
+          </w:p>
+        </w:tc>
+        <w:tc>
+          <w:tcPr>
+            <w:tcW w:type="dxa" w:w="4104"/>
+            <w:vAlign w:val="center"/>
+          </w:tcPr>
+          <w:p>
+            <w:r>
+              <w:rPr>
+                <w:sz w:val="16"/>
+              </w:rPr>
+              <w:t>Storyboard architecture, task flow and editable text; Labs 3–4</w:t>
+            </w:r>
+          </w:p>
+        </w:tc>
+        <w:tc>
+          <w:tcPr>
+            <w:tcW w:type="dxa" w:w="2088"/>
+            <w:vAlign w:val="center"/>
+          </w:tcPr>
+          <w:p>
+            <w:r>
+              <w:rPr>
+                <w:sz w:val="16"/>
+              </w:rPr>
+              <w:t>Lab slides: 51, 52</w:t>
+            </w:r>
+          </w:p>
+        </w:tc>
+      </w:tr>
+      <w:tr>
+        <w:trPr>
+          <w:cantSplit/>
+        </w:trPr>
+        <w:tc>
+          <w:tcPr>
+            <w:tcW w:type="dxa" w:w="1037"/>
+            <w:vAlign w:val="center"/>
+          </w:tcPr>
+          <w:p>
+            <w:r>
+              <w:rPr>
+                <w:sz w:val="16"/>
+              </w:rPr>
+              <w:t>14:15–15:20</w:t>
+            </w:r>
+          </w:p>
+        </w:tc>
+        <w:tc>
+          <w:tcPr>
+            <w:tcW w:type="dxa" w:w="893"/>
+            <w:vAlign w:val="center"/>
+          </w:tcPr>
+          <w:p>
+            <w:r>
+              <w:rPr>
+                <w:sz w:val="16"/>
               </w:rPr>
               <w:t>65 min</w:t>
             </w:r>
@@ -1432,51 +1331,224 @@
         </w:tc>
         <w:tc>
           <w:tcPr>
-            <w:tcW w:type="dxa" w:w="6840"/>
+            <w:tcW w:type="dxa" w:w="1037"/>
+            <w:vAlign w:val="center"/>
           </w:tcPr>
           <w:p>
-            <w:r/>
             <w:r>
               <w:rPr>
-                <w:rFonts w:ascii="Arial" w:hAnsi="Arial"/>
-                <w:b w:val="0"/>
-                <w:sz w:val="19"/>
+                <w:sz w:val="16"/>
               </w:rPr>
-              <w:t>Hands-on: Lab 7: Text-to-Image Generation with Reference Images and Styles; Lab 8: AI-Powered Portrait Retouching and Neural Filters</w:t>
+              <w:t>Topic 3</w:t>
+            </w:r>
+          </w:p>
+        </w:tc>
+        <w:tc>
+          <w:tcPr>
+            <w:tcW w:type="dxa" w:w="4104"/>
+            <w:vAlign w:val="center"/>
+          </w:tcPr>
+          <w:p>
+            <w:r>
+              <w:rPr>
+                <w:sz w:val="16"/>
+              </w:rPr>
+              <w:t>Photoshop generative feature map, selections and Generative Fill</w:t>
+            </w:r>
+          </w:p>
+        </w:tc>
+        <w:tc>
+          <w:tcPr>
+            <w:tcW w:type="dxa" w:w="2088"/>
+            <w:vAlign w:val="center"/>
+          </w:tcPr>
+          <w:p>
+            <w:r>
+              <w:rPr>
+                <w:sz w:val="16"/>
+              </w:rPr>
+              <w:t>Topic 3: slide 54</w:t>
             </w:r>
           </w:p>
         </w:tc>
       </w:tr>
       <w:tr>
+        <w:trPr>
+          <w:cantSplit/>
+        </w:trPr>
         <w:tc>
           <w:tcPr>
-            <w:tcW w:type="dxa" w:w="1656"/>
-            <w:shd w:val="clear" w:color="auto" w:fill="FFF4E5"/>
+            <w:tcW w:type="dxa" w:w="1037"/>
+            <w:vAlign w:val="center"/>
           </w:tcPr>
           <w:p>
-            <w:r/>
             <w:r>
               <w:rPr>
-                <w:rFonts w:ascii="Arial" w:hAnsi="Arial"/>
-                <w:b w:val="0"/>
-                <w:sz w:val="19"/>
+                <w:sz w:val="16"/>
               </w:rPr>
-              <w:t>16:15–16:30</w:t>
+              <w:t>15:20–16:25</w:t>
             </w:r>
           </w:p>
         </w:tc>
         <w:tc>
           <w:tcPr>
-            <w:tcW w:type="dxa" w:w="1296"/>
-            <w:shd w:val="clear" w:color="auto" w:fill="FFF4E5"/>
+            <w:tcW w:type="dxa" w:w="893"/>
+            <w:vAlign w:val="center"/>
           </w:tcPr>
           <w:p>
-            <w:r/>
             <w:r>
               <w:rPr>
-                <w:rFonts w:ascii="Arial" w:hAnsi="Arial"/>
-                <w:b w:val="0"/>
-                <w:sz w:val="19"/>
+                <w:sz w:val="16"/>
+              </w:rPr>
+              <w:t>65 min</w:t>
+            </w:r>
+          </w:p>
+        </w:tc>
+        <w:tc>
+          <w:tcPr>
+            <w:tcW w:type="dxa" w:w="1037"/>
+            <w:vAlign w:val="center"/>
+          </w:tcPr>
+          <w:p>
+            <w:r>
+              <w:rPr>
+                <w:sz w:val="16"/>
+              </w:rPr>
+              <w:t>Topic 3 + Labs</w:t>
+            </w:r>
+          </w:p>
+        </w:tc>
+        <w:tc>
+          <w:tcPr>
+            <w:tcW w:type="dxa" w:w="4104"/>
+            <w:vAlign w:val="center"/>
+          </w:tcPr>
+          <w:p>
+            <w:r>
+              <w:rPr>
+                <w:sz w:val="16"/>
+              </w:rPr>
+              <w:t>Backgrounds, Harmonize, Expand and reference-guided editing; Labs 5–8</w:t>
+            </w:r>
+          </w:p>
+        </w:tc>
+        <w:tc>
+          <w:tcPr>
+            <w:tcW w:type="dxa" w:w="2088"/>
+            <w:vAlign w:val="center"/>
+          </w:tcPr>
+          <w:p>
+            <w:r>
+              <w:rPr>
+                <w:sz w:val="16"/>
+              </w:rPr>
+              <w:t>Labs: 72, 73, 74, 75</w:t>
+            </w:r>
+          </w:p>
+        </w:tc>
+      </w:tr>
+      <w:tr>
+        <w:trPr>
+          <w:cantSplit/>
+        </w:trPr>
+        <w:tc>
+          <w:tcPr>
+            <w:tcW w:type="dxa" w:w="1037"/>
+            <w:vAlign w:val="center"/>
+          </w:tcPr>
+          <w:p>
+            <w:r>
+              <w:rPr>
+                <w:sz w:val="16"/>
+              </w:rPr>
+              <w:t>16:25–17:15</w:t>
+            </w:r>
+          </w:p>
+        </w:tc>
+        <w:tc>
+          <w:tcPr>
+            <w:tcW w:type="dxa" w:w="893"/>
+            <w:vAlign w:val="center"/>
+          </w:tcPr>
+          <w:p>
+            <w:r>
+              <w:rPr>
+                <w:sz w:val="16"/>
+              </w:rPr>
+              <w:t>50 min</w:t>
+            </w:r>
+          </w:p>
+        </w:tc>
+        <w:tc>
+          <w:tcPr>
+            <w:tcW w:type="dxa" w:w="1037"/>
+            <w:vAlign w:val="center"/>
+          </w:tcPr>
+          <w:p>
+            <w:r>
+              <w:rPr>
+                <w:sz w:val="16"/>
+              </w:rPr>
+              <w:t>Topic 4 + Labs</w:t>
+            </w:r>
+          </w:p>
+        </w:tc>
+        <w:tc>
+          <w:tcPr>
+            <w:tcW w:type="dxa" w:w="4104"/>
+            <w:vAlign w:val="center"/>
+          </w:tcPr>
+          <w:p>
+            <w:r>
+              <w:rPr>
+                <w:sz w:val="16"/>
+              </w:rPr>
+              <w:t>Colour fundamentals, adjustment layers, restoration and delivery; Labs 9–10</w:t>
+            </w:r>
+          </w:p>
+        </w:tc>
+        <w:tc>
+          <w:tcPr>
+            <w:tcW w:type="dxa" w:w="2088"/>
+            <w:vAlign w:val="center"/>
+          </w:tcPr>
+          <w:p>
+            <w:r>
+              <w:rPr>
+                <w:sz w:val="16"/>
+              </w:rPr>
+              <w:t>Topic 4: 77 · Labs: 96, 97</w:t>
+            </w:r>
+          </w:p>
+        </w:tc>
+      </w:tr>
+      <w:tr>
+        <w:trPr>
+          <w:cantSplit/>
+        </w:trPr>
+        <w:tc>
+          <w:tcPr>
+            <w:tcW w:type="dxa" w:w="1037"/>
+            <w:vAlign w:val="center"/>
+          </w:tcPr>
+          <w:p>
+            <w:r>
+              <w:rPr>
+                <w:sz w:val="16"/>
+              </w:rPr>
+              <w:t>17:15–17:30</w:t>
+            </w:r>
+          </w:p>
+        </w:tc>
+        <w:tc>
+          <w:tcPr>
+            <w:tcW w:type="dxa" w:w="893"/>
+            <w:vAlign w:val="center"/>
+          </w:tcPr>
+          <w:p>
+            <w:r>
+              <w:rPr>
+                <w:sz w:val="16"/>
               </w:rPr>
               <w:t>15 min</w:t>
             </w:r>
@@ -1484,121 +1556,43 @@
         </w:tc>
         <w:tc>
           <w:tcPr>
-            <w:tcW w:type="dxa" w:w="6840"/>
-            <w:shd w:val="clear" w:color="auto" w:fill="FFF4E5"/>
+            <w:tcW w:type="dxa" w:w="1037"/>
+            <w:vAlign w:val="center"/>
           </w:tcPr>
           <w:p>
-            <w:r/>
             <w:r>
               <w:rPr>
-                <w:rFonts w:ascii="Arial" w:hAnsi="Arial"/>
-                <w:b w:val="0"/>
-                <w:sz w:val="19"/>
+                <w:sz w:val="16"/>
               </w:rPr>
-              <w:t>Tea break</w:t>
-            </w:r>
-          </w:p>
-        </w:tc>
-      </w:tr>
-      <w:tr>
-        <w:tc>
-          <w:tcPr>
-            <w:tcW w:type="dxa" w:w="1656"/>
-          </w:tcPr>
-          <w:p>
-            <w:r/>
-            <w:r>
-              <w:rPr>
-                <w:rFonts w:ascii="Arial" w:hAnsi="Arial"/>
-                <w:b w:val="0"/>
-                <w:sz w:val="19"/>
-              </w:rPr>
-              <w:t>16:30–17:50</w:t>
+              <w:t>Recap</w:t>
             </w:r>
           </w:p>
         </w:tc>
         <w:tc>
           <w:tcPr>
-            <w:tcW w:type="dxa" w:w="1296"/>
+            <w:tcW w:type="dxa" w:w="4104"/>
+            <w:vAlign w:val="center"/>
           </w:tcPr>
           <w:p>
-            <w:r/>
             <w:r>
               <w:rPr>
-                <w:rFonts w:ascii="Arial" w:hAnsi="Arial"/>
-                <w:b w:val="0"/>
-                <w:sz w:val="19"/>
+                <w:sz w:val="16"/>
               </w:rPr>
-              <w:t>80 min</w:t>
+              <w:t>Course synthesis, peer review and close</w:t>
             </w:r>
           </w:p>
         </w:tc>
         <w:tc>
           <w:tcPr>
-            <w:tcW w:type="dxa" w:w="6840"/>
+            <w:tcW w:type="dxa" w:w="2088"/>
+            <w:vAlign w:val="center"/>
           </w:tcPr>
           <w:p>
-            <w:r/>
             <w:r>
               <w:rPr>
-                <w:rFonts w:ascii="Arial" w:hAnsi="Arial"/>
-                <w:b w:val="0"/>
-                <w:sz w:val="19"/>
+                <w:sz w:val="16"/>
               </w:rPr>
-              <w:t>Hands-on: Lab 9: Combine Generative Layers with Masks and Blend Modes; Lab 10: Build the End-to-End Workflow and Check Commercial Use and IP</w:t>
-            </w:r>
-          </w:p>
-        </w:tc>
-      </w:tr>
-      <w:tr>
-        <w:tc>
-          <w:tcPr>
-            <w:tcW w:type="dxa" w:w="1656"/>
-            <w:shd w:val="clear" w:color="auto" w:fill="F3F5F8"/>
-          </w:tcPr>
-          <w:p>
-            <w:r/>
-            <w:r>
-              <w:rPr>
-                <w:rFonts w:ascii="Arial" w:hAnsi="Arial"/>
-                <w:b w:val="0"/>
-                <w:sz w:val="19"/>
-              </w:rPr>
-              <w:t>17:50–18:00</w:t>
-            </w:r>
-          </w:p>
-        </w:tc>
-        <w:tc>
-          <w:tcPr>
-            <w:tcW w:type="dxa" w:w="1296"/>
-            <w:shd w:val="clear" w:color="auto" w:fill="F3F5F8"/>
-          </w:tcPr>
-          <w:p>
-            <w:r/>
-            <w:r>
-              <w:rPr>
-                <w:rFonts w:ascii="Arial" w:hAnsi="Arial"/>
-                <w:b w:val="0"/>
-                <w:sz w:val="19"/>
-              </w:rPr>
-              <w:t>10 min</w:t>
-            </w:r>
-          </w:p>
-        </w:tc>
-        <w:tc>
-          <w:tcPr>
-            <w:tcW w:type="dxa" w:w="6840"/>
-            <w:shd w:val="clear" w:color="auto" w:fill="F3F5F8"/>
-          </w:tcPr>
-          <w:p>
-            <w:r/>
-            <w:r>
-              <w:rPr>
-                <w:rFonts w:ascii="Arial" w:hAnsi="Arial"/>
-                <w:b w:val="0"/>
-                <w:sz w:val="19"/>
-              </w:rPr>
-              <w:t>Course wrap-up, exporting the campaign key visual, commercial-use and IP recap, responsible use and next steps</w:t>
+              <w:t>Closing slides</w:t>
             </w:r>
           </w:p>
         </w:tc>
@@ -1606,12 +1600,7 @@
     </w:tbl>
     <w:p>
       <w:r>
-        <w:rPr>
-          <w:i/>
-          <w:color w:val="555B66"/>
-          <w:sz w:val="19"/>
-        </w:rPr>
-        <w:t>Total scheduled time: 480 minutes (8 hours) excluding lunch — of which 450 minutes (7.5 hours) are instructional, plus 30 minutes of tea breaks.</w:t>
+        <w:br w:type="page"/>
       </w:r>
     </w:p>
     <w:p>
@@ -1619,176 +1608,698 @@
         <w:pStyle w:val="Heading1"/>
       </w:pPr>
       <w:r>
-        <w:t>Lab Reference (aligned to course topics)</w:t>
+        <w:t>Lab Alignment</w:t>
       </w:r>
     </w:p>
     <w:tbl>
       <w:tblPr>
         <w:tblStyle w:val="TableGrid"/>
         <w:tblW w:type="auto" w:w="0"/>
+        <w:jc w:val="center"/>
+        <w:tblLayout w:type="fixed"/>
         <w:tblLook w:firstColumn="1" w:firstRow="1" w:lastColumn="0" w:lastRow="0" w:noHBand="0" w:noVBand="1" w:val="04A0"/>
       </w:tblPr>
       <w:tblGrid>
-        <w:gridCol w:w="2880"/>
-        <w:gridCol w:w="2880"/>
-        <w:gridCol w:w="2880"/>
+        <w:gridCol w:w="2160"/>
+        <w:gridCol w:w="2160"/>
+        <w:gridCol w:w="2160"/>
+        <w:gridCol w:w="2160"/>
       </w:tblGrid>
       <w:tr>
+        <w:trPr>
+          <w:tblHeader w:val="true"/>
+        </w:trPr>
         <w:tc>
           <w:tcPr>
-            <w:tcW w:type="dxa" w:w="2880"/>
-            <w:shd w:val="clear" w:color="auto" w:fill="1F6FEB"/>
+            <w:tcW w:type="dxa" w:w="2232"/>
+            <w:shd w:val="clear" w:color="auto" w:fill="224AF4"/>
           </w:tcPr>
           <w:p>
-            <w:r/>
             <w:r>
               <w:rPr>
-                <w:rFonts w:ascii="Arial" w:hAnsi="Arial"/>
                 <w:b/>
                 <w:color w:val="FFFFFF"/>
-                <w:sz w:val="20"/>
+                <w:sz w:val="16"/>
               </w:rPr>
-              <w:t>Topic</w:t>
+              <w:t>Lab</w:t>
             </w:r>
           </w:p>
         </w:tc>
         <w:tc>
           <w:tcPr>
-            <w:tcW w:type="dxa" w:w="2880"/>
-            <w:shd w:val="clear" w:color="auto" w:fill="1F6FEB"/>
+            <w:tcW w:type="dxa" w:w="1944"/>
+            <w:shd w:val="clear" w:color="auto" w:fill="224AF4"/>
           </w:tcPr>
           <w:p>
-            <w:r/>
             <w:r>
               <w:rPr>
-                <w:rFonts w:ascii="Arial" w:hAnsi="Arial"/>
                 <w:b/>
                 <w:color w:val="FFFFFF"/>
-                <w:sz w:val="20"/>
+                <w:sz w:val="16"/>
               </w:rPr>
-              <w:t>Coverage</w:t>
+              <w:t>Topic / Outcome</w:t>
             </w:r>
           </w:p>
         </w:tc>
         <w:tc>
           <w:tcPr>
-            <w:tcW w:type="dxa" w:w="2880"/>
-            <w:shd w:val="clear" w:color="auto" w:fill="1F6FEB"/>
+            <w:tcW w:type="dxa" w:w="720"/>
+            <w:shd w:val="clear" w:color="auto" w:fill="224AF4"/>
           </w:tcPr>
           <w:p>
-            <w:r/>
             <w:r>
               <w:rPr>
-                <w:rFonts w:ascii="Arial" w:hAnsi="Arial"/>
                 <w:b/>
                 <w:color w:val="FFFFFF"/>
-                <w:sz w:val="20"/>
+                <w:sz w:val="16"/>
               </w:rPr>
-              <w:t>Labs</w:t>
+              <w:t>Slide</w:t>
+            </w:r>
+          </w:p>
+        </w:tc>
+        <w:tc>
+          <w:tcPr>
+            <w:tcW w:type="dxa" w:w="4320"/>
+            <w:shd w:val="clear" w:color="auto" w:fill="224AF4"/>
+          </w:tcPr>
+          <w:p>
+            <w:r>
+              <w:rPr>
+                <w:b/>
+                <w:color w:val="FFFFFF"/>
+                <w:sz w:val="16"/>
+              </w:rPr>
+              <w:t>Key acceptance evidence</w:t>
             </w:r>
           </w:p>
         </w:tc>
       </w:tr>
       <w:tr>
+        <w:trPr>
+          <w:cantSplit/>
+        </w:trPr>
         <w:tc>
           <w:tcPr>
-            <w:tcW w:type="dxa" w:w="2880"/>
-            <w:shd w:val="clear" w:color="auto" w:fill="E8F0FE"/>
+            <w:tcW w:type="dxa" w:w="2232"/>
+            <w:vAlign w:val="center"/>
           </w:tcPr>
           <w:p>
-            <w:r/>
             <w:r>
               <w:rPr>
-                <w:rFonts w:ascii="Arial" w:hAnsi="Arial"/>
-                <w:b/>
-                <w:sz w:val="19"/>
+                <w:sz w:val="16"/>
               </w:rPr>
-              <w:t>Topic 01: Generative Editing Essentials in Photoshop</w:t>
+              <w:t>Lab 01: Prompt-to-Image Visual Brief</w:t>
             </w:r>
           </w:p>
         </w:tc>
         <w:tc>
           <w:tcPr>
-            <w:tcW w:type="dxa" w:w="2880"/>
-            <w:shd w:val="clear" w:color="auto" w:fill="E8F0FE"/>
+            <w:tcW w:type="dxa" w:w="1944"/>
+            <w:vAlign w:val="center"/>
           </w:tcPr>
           <w:p>
-            <w:r/>
             <w:r>
               <w:rPr>
-                <w:rFonts w:ascii="Arial" w:hAnsi="Arial"/>
-                <w:b w:val="0"/>
-                <w:sz w:val="19"/>
+                <w:sz w:val="16"/>
               </w:rPr>
-              <w:t>60%</w:t>
+              <w:t>Topic 1</w:t>
             </w:r>
           </w:p>
         </w:tc>
         <w:tc>
           <w:tcPr>
-            <w:tcW w:type="dxa" w:w="2880"/>
+            <w:tcW w:type="dxa" w:w="720"/>
+            <w:vAlign w:val="center"/>
           </w:tcPr>
           <w:p>
-            <w:r/>
             <w:r>
               <w:rPr>
-                <w:rFonts w:ascii="Arial" w:hAnsi="Arial"/>
-                <w:b w:val="0"/>
-                <w:sz w:val="19"/>
+                <w:sz w:val="16"/>
               </w:rPr>
-              <w:t>Lab 1, Lab 2, Lab 3, Lab 4, Lab 5, Lab 6</w:t>
+              <w:t>30</w:t>
+            </w:r>
+          </w:p>
+        </w:tc>
+        <w:tc>
+          <w:tcPr>
+            <w:tcW w:type="dxa" w:w="4320"/>
+            <w:vAlign w:val="center"/>
+          </w:tcPr>
+          <w:p>
+            <w:r>
+              <w:rPr>
+                <w:sz w:val="16"/>
+              </w:rPr>
+              <w:t>At least three controlled prompt iterations are retained.; The selected JPEG has a clear focal point and intentional copy space.</w:t>
             </w:r>
           </w:p>
         </w:tc>
       </w:tr>
       <w:tr>
+        <w:trPr>
+          <w:cantSplit/>
+        </w:trPr>
         <w:tc>
           <w:tcPr>
-            <w:tcW w:type="dxa" w:w="2880"/>
-            <w:shd w:val="clear" w:color="auto" w:fill="E8F0FE"/>
+            <w:tcW w:type="dxa" w:w="2232"/>
+            <w:vAlign w:val="center"/>
           </w:tcPr>
           <w:p>
-            <w:r/>
             <w:r>
               <w:rPr>
-                <w:rFonts w:ascii="Arial" w:hAnsi="Arial"/>
-                <w:b/>
-                <w:sz w:val="19"/>
+                <w:sz w:val="16"/>
               </w:rPr>
-              <w:t>Topic 02: Advanced Generative Workflows</w:t>
+              <w:t>Lab 02: Design Principles and Prompt Refinement</w:t>
             </w:r>
           </w:p>
         </w:tc>
         <w:tc>
           <w:tcPr>
-            <w:tcW w:type="dxa" w:w="2880"/>
-            <w:shd w:val="clear" w:color="auto" w:fill="E8F0FE"/>
+            <w:tcW w:type="dxa" w:w="1944"/>
+            <w:vAlign w:val="center"/>
           </w:tcPr>
           <w:p>
-            <w:r/>
             <w:r>
               <w:rPr>
-                <w:rFonts w:ascii="Arial" w:hAnsi="Arial"/>
-                <w:b w:val="0"/>
-                <w:sz w:val="19"/>
+                <w:sz w:val="16"/>
               </w:rPr>
-              <w:t>40%</w:t>
+              <w:t>Topic 1</w:t>
             </w:r>
           </w:p>
         </w:tc>
         <w:tc>
           <w:tcPr>
-            <w:tcW w:type="dxa" w:w="2880"/>
+            <w:tcW w:type="dxa" w:w="720"/>
+            <w:vAlign w:val="center"/>
           </w:tcPr>
           <w:p>
-            <w:r/>
             <w:r>
               <w:rPr>
-                <w:rFonts w:ascii="Arial" w:hAnsi="Arial"/>
-                <w:b w:val="0"/>
-                <w:sz w:val="19"/>
+                <w:sz w:val="16"/>
               </w:rPr>
-              <w:t>Lab 7, Lab 8, Lab 9, Lab 10</w:t>
+              <w:t>31</w:t>
+            </w:r>
+          </w:p>
+        </w:tc>
+        <w:tc>
+          <w:tcPr>
+            <w:tcW w:type="dxa" w:w="4320"/>
+            <w:vAlign w:val="center"/>
+          </w:tcPr>
+          <w:p>
+            <w:r>
+              <w:rPr>
+                <w:sz w:val="16"/>
+              </w:rPr>
+              <w:t>PSD contains guides, editable type and separate candidate layers.; The final hierarchy remains clear at thumbnail size.</w:t>
+            </w:r>
+          </w:p>
+        </w:tc>
+      </w:tr>
+      <w:tr>
+        <w:trPr>
+          <w:cantSplit/>
+        </w:trPr>
+        <w:tc>
+          <w:tcPr>
+            <w:tcW w:type="dxa" w:w="2232"/>
+            <w:vAlign w:val="center"/>
+          </w:tcPr>
+          <w:p>
+            <w:r>
+              <w:rPr>
+                <w:sz w:val="16"/>
+              </w:rPr>
+              <w:t>Lab 03: Composition and Style References</w:t>
+            </w:r>
+          </w:p>
+        </w:tc>
+        <w:tc>
+          <w:tcPr>
+            <w:tcW w:type="dxa" w:w="1944"/>
+            <w:vAlign w:val="center"/>
+          </w:tcPr>
+          <w:p>
+            <w:r>
+              <w:rPr>
+                <w:sz w:val="16"/>
+              </w:rPr>
+              <w:t>Topic 2</w:t>
+            </w:r>
+          </w:p>
+        </w:tc>
+        <w:tc>
+          <w:tcPr>
+            <w:tcW w:type="dxa" w:w="720"/>
+            <w:vAlign w:val="center"/>
+          </w:tcPr>
+          <w:p>
+            <w:r>
+              <w:rPr>
+                <w:sz w:val="16"/>
+              </w:rPr>
+              <w:t>51</w:t>
+            </w:r>
+          </w:p>
+        </w:tc>
+        <w:tc>
+          <w:tcPr>
+            <w:tcW w:type="dxa" w:w="4320"/>
+            <w:vAlign w:val="center"/>
+          </w:tcPr>
+          <w:p>
+            <w:r>
+              <w:rPr>
+                <w:sz w:val="16"/>
+              </w:rPr>
+              <w:t>Baseline, composition-only, style-only and combined results are present.; Only the intended reference condition changes between comparisons.</w:t>
+            </w:r>
+          </w:p>
+        </w:tc>
+      </w:tr>
+      <w:tr>
+        <w:trPr>
+          <w:cantSplit/>
+        </w:trPr>
+        <w:tc>
+          <w:tcPr>
+            <w:tcW w:type="dxa" w:w="2232"/>
+            <w:vAlign w:val="center"/>
+          </w:tcPr>
+          <w:p>
+            <w:r>
+              <w:rPr>
+                <w:sz w:val="16"/>
+              </w:rPr>
+              <w:t>Lab 04: Storyboard and Task Flow</w:t>
+            </w:r>
+          </w:p>
+        </w:tc>
+        <w:tc>
+          <w:tcPr>
+            <w:tcW w:type="dxa" w:w="1944"/>
+            <w:vAlign w:val="center"/>
+          </w:tcPr>
+          <w:p>
+            <w:r>
+              <w:rPr>
+                <w:sz w:val="16"/>
+              </w:rPr>
+              <w:t>Topic 2</w:t>
+            </w:r>
+          </w:p>
+        </w:tc>
+        <w:tc>
+          <w:tcPr>
+            <w:tcW w:type="dxa" w:w="720"/>
+            <w:vAlign w:val="center"/>
+          </w:tcPr>
+          <w:p>
+            <w:r>
+              <w:rPr>
+                <w:sz w:val="16"/>
+              </w:rPr>
+              <w:t>52</w:t>
+            </w:r>
+          </w:p>
+        </w:tc>
+        <w:tc>
+          <w:tcPr>
+            <w:tcW w:type="dxa" w:w="4320"/>
+            <w:vAlign w:val="center"/>
+          </w:tcPr>
+          <w:p>
+            <w:r>
+              <w:rPr>
+                <w:sz w:val="16"/>
+              </w:rPr>
+              <w:t>Every frame has a purpose and transition caption.; Task flow includes ownership and an approval gate.</w:t>
+            </w:r>
+          </w:p>
+        </w:tc>
+      </w:tr>
+      <w:tr>
+        <w:trPr>
+          <w:cantSplit/>
+        </w:trPr>
+        <w:tc>
+          <w:tcPr>
+            <w:tcW w:type="dxa" w:w="2232"/>
+            <w:vAlign w:val="center"/>
+          </w:tcPr>
+          <w:p>
+            <w:r>
+              <w:rPr>
+                <w:sz w:val="16"/>
+              </w:rPr>
+              <w:t>Lab 05: Generative Fill: Directed Inpainting</w:t>
+            </w:r>
+          </w:p>
+        </w:tc>
+        <w:tc>
+          <w:tcPr>
+            <w:tcW w:type="dxa" w:w="1944"/>
+            <w:vAlign w:val="center"/>
+          </w:tcPr>
+          <w:p>
+            <w:r>
+              <w:rPr>
+                <w:sz w:val="16"/>
+              </w:rPr>
+              <w:t>Topic 3</w:t>
+            </w:r>
+          </w:p>
+        </w:tc>
+        <w:tc>
+          <w:tcPr>
+            <w:tcW w:type="dxa" w:w="720"/>
+            <w:vAlign w:val="center"/>
+          </w:tcPr>
+          <w:p>
+            <w:r>
+              <w:rPr>
+                <w:sz w:val="16"/>
+              </w:rPr>
+              <w:t>72</w:t>
+            </w:r>
+          </w:p>
+        </w:tc>
+        <w:tc>
+          <w:tcPr>
+            <w:tcW w:type="dxa" w:w="4320"/>
+            <w:vAlign w:val="center"/>
+          </w:tcPr>
+          <w:p>
+            <w:r>
+              <w:rPr>
+                <w:sz w:val="16"/>
+              </w:rPr>
+              <w:t>Original pixels remain protected.; Generated edits are on named generated layers with editable masks.</w:t>
+            </w:r>
+          </w:p>
+        </w:tc>
+      </w:tr>
+      <w:tr>
+        <w:trPr>
+          <w:cantSplit/>
+        </w:trPr>
+        <w:tc>
+          <w:tcPr>
+            <w:tcW w:type="dxa" w:w="2232"/>
+            <w:vAlign w:val="center"/>
+          </w:tcPr>
+          <w:p>
+            <w:r>
+              <w:rPr>
+                <w:sz w:val="16"/>
+              </w:rPr>
+              <w:t>Lab 06: Background Replacement and Harmonize</w:t>
+            </w:r>
+          </w:p>
+        </w:tc>
+        <w:tc>
+          <w:tcPr>
+            <w:tcW w:type="dxa" w:w="1944"/>
+            <w:vAlign w:val="center"/>
+          </w:tcPr>
+          <w:p>
+            <w:r>
+              <w:rPr>
+                <w:sz w:val="16"/>
+              </w:rPr>
+              <w:t>Topic 3</w:t>
+            </w:r>
+          </w:p>
+        </w:tc>
+        <w:tc>
+          <w:tcPr>
+            <w:tcW w:type="dxa" w:w="720"/>
+            <w:vAlign w:val="center"/>
+          </w:tcPr>
+          <w:p>
+            <w:r>
+              <w:rPr>
+                <w:sz w:val="16"/>
+              </w:rPr>
+              <w:t>73</w:t>
+            </w:r>
+          </w:p>
+        </w:tc>
+        <w:tc>
+          <w:tcPr>
+            <w:tcW w:type="dxa" w:w="4320"/>
+            <w:vAlign w:val="center"/>
+          </w:tcPr>
+          <w:p>
+            <w:r>
+              <w:rPr>
+                <w:sz w:val="16"/>
+              </w:rPr>
+              <w:t>Subject and placed element masks remain editable.; Light, perspective and contact shadow are visually coherent.</w:t>
+            </w:r>
+          </w:p>
+        </w:tc>
+      </w:tr>
+      <w:tr>
+        <w:trPr>
+          <w:cantSplit/>
+        </w:trPr>
+        <w:tc>
+          <w:tcPr>
+            <w:tcW w:type="dxa" w:w="2232"/>
+            <w:vAlign w:val="center"/>
+          </w:tcPr>
+          <w:p>
+            <w:r>
+              <w:rPr>
+                <w:sz w:val="16"/>
+              </w:rPr>
+              <w:t>Lab 07: Generative Expand for Channel Ratios</w:t>
+            </w:r>
+          </w:p>
+        </w:tc>
+        <w:tc>
+          <w:tcPr>
+            <w:tcW w:type="dxa" w:w="1944"/>
+            <w:vAlign w:val="center"/>
+          </w:tcPr>
+          <w:p>
+            <w:r>
+              <w:rPr>
+                <w:sz w:val="16"/>
+              </w:rPr>
+              <w:t>Topic 3</w:t>
+            </w:r>
+          </w:p>
+        </w:tc>
+        <w:tc>
+          <w:tcPr>
+            <w:tcW w:type="dxa" w:w="720"/>
+            <w:vAlign w:val="center"/>
+          </w:tcPr>
+          <w:p>
+            <w:r>
+              <w:rPr>
+                <w:sz w:val="16"/>
+              </w:rPr>
+              <w:t>74</w:t>
+            </w:r>
+          </w:p>
+        </w:tc>
+        <w:tc>
+          <w:tcPr>
+            <w:tcW w:type="dxa" w:w="4320"/>
+            <w:vAlign w:val="center"/>
+          </w:tcPr>
+          <w:p>
+            <w:r>
+              <w:rPr>
+                <w:sz w:val="16"/>
+              </w:rPr>
+              <w:t>All three aspect ratios are delivered.; Focal hierarchy and protected subject details remain intact.</w:t>
+            </w:r>
+          </w:p>
+        </w:tc>
+      </w:tr>
+      <w:tr>
+        <w:trPr>
+          <w:cantSplit/>
+        </w:trPr>
+        <w:tc>
+          <w:tcPr>
+            <w:tcW w:type="dxa" w:w="2232"/>
+            <w:vAlign w:val="center"/>
+          </w:tcPr>
+          <w:p>
+            <w:r>
+              <w:rPr>
+                <w:sz w:val="16"/>
+              </w:rPr>
+              <w:t>Lab 08: Reference Image and Multi-Prompt Composition</w:t>
+            </w:r>
+          </w:p>
+        </w:tc>
+        <w:tc>
+          <w:tcPr>
+            <w:tcW w:type="dxa" w:w="1944"/>
+            <w:vAlign w:val="center"/>
+          </w:tcPr>
+          <w:p>
+            <w:r>
+              <w:rPr>
+                <w:sz w:val="16"/>
+              </w:rPr>
+              <w:t>Topic 3</w:t>
+            </w:r>
+          </w:p>
+        </w:tc>
+        <w:tc>
+          <w:tcPr>
+            <w:tcW w:type="dxa" w:w="720"/>
+            <w:vAlign w:val="center"/>
+          </w:tcPr>
+          <w:p>
+            <w:r>
+              <w:rPr>
+                <w:sz w:val="16"/>
+              </w:rPr>
+              <w:t>75</w:t>
+            </w:r>
+          </w:p>
+        </w:tc>
+        <w:tc>
+          <w:tcPr>
+            <w:tcW w:type="dxa" w:w="4320"/>
+            <w:vAlign w:val="center"/>
+          </w:tcPr>
+          <w:p>
+            <w:r>
+              <w:rPr>
+                <w:sz w:val="16"/>
+              </w:rPr>
+              <w:t>Protected identity and background regions remain unchanged.; Reference asset and selected variation are retained with the PSD.</w:t>
+            </w:r>
+          </w:p>
+        </w:tc>
+      </w:tr>
+      <w:tr>
+        <w:trPr>
+          <w:cantSplit/>
+        </w:trPr>
+        <w:tc>
+          <w:tcPr>
+            <w:tcW w:type="dxa" w:w="2232"/>
+            <w:vAlign w:val="center"/>
+          </w:tcPr>
+          <w:p>
+            <w:r>
+              <w:rPr>
+                <w:sz w:val="16"/>
+              </w:rPr>
+              <w:t>Lab 09: Restoration, Critique and Colour Strategy</w:t>
+            </w:r>
+          </w:p>
+        </w:tc>
+        <w:tc>
+          <w:tcPr>
+            <w:tcW w:type="dxa" w:w="1944"/>
+            <w:vAlign w:val="center"/>
+          </w:tcPr>
+          <w:p>
+            <w:r>
+              <w:rPr>
+                <w:sz w:val="16"/>
+              </w:rPr>
+              <w:t>Topic 4</w:t>
+            </w:r>
+          </w:p>
+        </w:tc>
+        <w:tc>
+          <w:tcPr>
+            <w:tcW w:type="dxa" w:w="720"/>
+            <w:vAlign w:val="center"/>
+          </w:tcPr>
+          <w:p>
+            <w:r>
+              <w:rPr>
+                <w:sz w:val="16"/>
+              </w:rPr>
+              <w:t>96</w:t>
+            </w:r>
+          </w:p>
+        </w:tc>
+        <w:tc>
+          <w:tcPr>
+            <w:tcW w:type="dxa" w:w="4320"/>
+            <w:vAlign w:val="center"/>
+          </w:tcPr>
+          <w:p>
+            <w:r>
+              <w:rPr>
+                <w:sz w:val="16"/>
+              </w:rPr>
+              <w:t>Original, AI output and manual corrections remain separately reviewable.; Tonal range avoids unintended highlight/shadow clipping.</w:t>
+            </w:r>
+          </w:p>
+        </w:tc>
+      </w:tr>
+      <w:tr>
+        <w:trPr>
+          <w:cantSplit/>
+        </w:trPr>
+        <w:tc>
+          <w:tcPr>
+            <w:tcW w:type="dxa" w:w="2232"/>
+            <w:vAlign w:val="center"/>
+          </w:tcPr>
+          <w:p>
+            <w:r>
+              <w:rPr>
+                <w:sz w:val="16"/>
+              </w:rPr>
+              <w:t>Lab 10: Wellness Campaign Capstone</w:t>
+            </w:r>
+          </w:p>
+        </w:tc>
+        <w:tc>
+          <w:tcPr>
+            <w:tcW w:type="dxa" w:w="1944"/>
+            <w:vAlign w:val="center"/>
+          </w:tcPr>
+          <w:p>
+            <w:r>
+              <w:rPr>
+                <w:sz w:val="16"/>
+              </w:rPr>
+              <w:t>Topic 4</w:t>
+            </w:r>
+          </w:p>
+        </w:tc>
+        <w:tc>
+          <w:tcPr>
+            <w:tcW w:type="dxa" w:w="720"/>
+            <w:vAlign w:val="center"/>
+          </w:tcPr>
+          <w:p>
+            <w:r>
+              <w:rPr>
+                <w:sz w:val="16"/>
+              </w:rPr>
+              <w:t>97</w:t>
+            </w:r>
+          </w:p>
+        </w:tc>
+        <w:tc>
+          <w:tcPr>
+            <w:tcW w:type="dxa" w:w="4320"/>
+            <w:vAlign w:val="center"/>
+          </w:tcPr>
+          <w:p>
+            <w:r>
+              <w:rPr>
+                <w:sz w:val="16"/>
+              </w:rPr>
+              <w:t>The package demonstrates the full workflow.; All adjustments and generated layers remain editable and documented.</w:t>
             </w:r>
           </w:p>
         </w:tc>
@@ -1796,6 +2307,7 @@
     </w:tbl>
     <w:sectPr>
       <w:footerReference w:type="default" r:id="rId10"/>
+      <w:headerReference w:type="default" r:id="rId11"/>
       <w:pgSz w:w="12240" w:h="15840"/>
       <w:pgMar w:top="1440" w:right="1800" w:bottom="1440" w:left="1800" w:header="720" w:footer="720" w:gutter="0"/>
       <w:cols w:space="720"/>
@@ -1861,6 +2373,16 @@
     </w:r>
   </w:p>
 </w:ftr>
+</file>
+
+<file path=word/header1.xml><?xml version="1.0" encoding="utf-8"?>
+<w:hdr xmlns:m="http://schemas.openxmlformats.org/officeDocument/2006/math" xmlns:mc="http://schemas.openxmlformats.org/markup-compatibility/2006" xmlns:mo="http://schemas.microsoft.com/office/mac/office/2008/main" xmlns:mv="urn:schemas-microsoft-com:mac:vml" xmlns:o="urn:schemas-microsoft-com:office:office" xmlns:r="http://schemas.openxmlformats.org/officeDocument/2006/relationships" xmlns:v="urn:schemas-microsoft-com:vml" xmlns:w10="urn:schemas-microsoft-com:office:word" xmlns:w14="http://schemas.microsoft.com/office/word/2010/wordml" xmlns:w="http://schemas.openxmlformats.org/wordprocessingml/2006/main" xmlns:wne="http://schemas.microsoft.com/office/word/2006/wordml" xmlns:wp14="http://schemas.microsoft.com/office/word/2010/wordprocessingDrawing" xmlns:wp="http://schemas.openxmlformats.org/drawingml/2006/wordprocessingDrawing" xmlns:wpc="http://schemas.microsoft.com/office/word/2010/wordprocessingCanvas" xmlns:wpg="http://schemas.microsoft.com/office/word/2010/wordprocessingGroup" xmlns:wpi="http://schemas.microsoft.com/office/word/2010/wordprocessingInk" xmlns:wps="http://schemas.microsoft.com/office/word/2010/wordprocessingShape" mc:Ignorable="w14 wp14">
+  <w:p>
+    <w:pPr>
+      <w:pStyle w:val="Header"/>
+    </w:pPr>
+  </w:p>
+</w:hdr>
 </file>
 
 <file path=word/numbering.xml><?xml version="1.0" encoding="utf-8"?>
